--- a/public/sample-templates/statement.docx
+++ b/public/sample-templates/statement.docx
@@ -76,7 +76,7 @@
           <w:sz w:val="22"/>
           <w:szCs w:val="22"/>
         </w:rPr>
-        <w:t xml:space="preserve">{{client_name}}</w:t>
+        <w:t xml:space="preserve">{{client_name_full}}</w:t>
       </w:r>
     </w:p>
     <w:p>
@@ -287,9 +287,276 @@
         <w:t xml:space="preserve">Payments received</w:t>
       </w:r>
     </w:p>
-    <w:p>
-      <w:pPr>
-        <w:spacing w:after="0"/>
+    <w:tbl>
+      <w:tblPr>
+        <w:tblW w:type="pct" w:w="5000"/>
+        <w:tblBorders>
+          <w:top w:val="single" w:color="auto" w:sz="4"/>
+          <w:left w:val="single" w:color="auto" w:sz="4"/>
+          <w:bottom w:val="single" w:color="auto" w:sz="4"/>
+          <w:right w:val="single" w:color="auto" w:sz="4"/>
+          <w:insideH w:val="single" w:color="auto" w:sz="4"/>
+          <w:insideV w:val="single" w:color="auto" w:sz="4"/>
+        </w:tblBorders>
+      </w:tblPr>
+      <w:tblGrid>
+        <w:gridCol w:w="1941"/>
+        <w:gridCol w:w="1941"/>
+        <w:gridCol w:w="1941"/>
+        <w:gridCol w:w="1941"/>
+        <w:gridCol w:w="1941"/>
+      </w:tblGrid>
+      <w:tr>
+        <w:trPr>
+          <w:tblHeader/>
+        </w:trPr>
+        <w:tc>
+          <w:tcPr>
+            <w:tcMar>
+              <w:top w:type="dxa" w:w="80"/>
+              <w:left w:type="dxa" w:w="100"/>
+              <w:bottom w:type="dxa" w:w="80"/>
+              <w:right w:type="dxa" w:w="100"/>
+            </w:tcMar>
+          </w:tcPr>
+          <w:p>
+            <w:pPr>
+              <w:spacing w:after="0"/>
+            </w:pPr>
+            <w:r>
+              <w:rPr>
+                <w:rFonts w:ascii="Calibri" w:cs="Calibri" w:eastAsia="Calibri" w:hAnsi="Calibri"/>
+                <w:b/>
+                <w:bCs/>
+                <w:sz w:val="22"/>
+                <w:szCs w:val="22"/>
+              </w:rPr>
+              <w:t xml:space="preserve">S/N</w:t>
+            </w:r>
+          </w:p>
+        </w:tc>
+        <w:tc>
+          <w:tcPr>
+            <w:tcMar>
+              <w:top w:type="dxa" w:w="80"/>
+              <w:left w:type="dxa" w:w="100"/>
+              <w:bottom w:type="dxa" w:w="80"/>
+              <w:right w:type="dxa" w:w="100"/>
+            </w:tcMar>
+          </w:tcPr>
+          <w:p>
+            <w:pPr>
+              <w:spacing w:after="0"/>
+            </w:pPr>
+            <w:r>
+              <w:rPr>
+                <w:rFonts w:ascii="Calibri" w:cs="Calibri" w:eastAsia="Calibri" w:hAnsi="Calibri"/>
+                <w:b/>
+                <w:bCs/>
+                <w:sz w:val="22"/>
+                <w:szCs w:val="22"/>
+              </w:rPr>
+              <w:t xml:space="preserve">PROPERTY</w:t>
+            </w:r>
+          </w:p>
+        </w:tc>
+        <w:tc>
+          <w:tcPr>
+            <w:tcMar>
+              <w:top w:type="dxa" w:w="80"/>
+              <w:left w:type="dxa" w:w="100"/>
+              <w:bottom w:type="dxa" w:w="80"/>
+              <w:right w:type="dxa" w:w="100"/>
+            </w:tcMar>
+          </w:tcPr>
+          <w:p>
+            <w:pPr>
+              <w:spacing w:after="0"/>
+            </w:pPr>
+            <w:r>
+              <w:rPr>
+                <w:rFonts w:ascii="Calibri" w:cs="Calibri" w:eastAsia="Calibri" w:hAnsi="Calibri"/>
+                <w:b/>
+                <w:bCs/>
+                <w:sz w:val="22"/>
+                <w:szCs w:val="22"/>
+              </w:rPr>
+              <w:t xml:space="preserve">DESCRIPTION</w:t>
+            </w:r>
+          </w:p>
+        </w:tc>
+        <w:tc>
+          <w:tcPr>
+            <w:tcMar>
+              <w:top w:type="dxa" w:w="80"/>
+              <w:left w:type="dxa" w:w="100"/>
+              <w:bottom w:type="dxa" w:w="80"/>
+              <w:right w:type="dxa" w:w="100"/>
+            </w:tcMar>
+          </w:tcPr>
+          <w:p>
+            <w:pPr>
+              <w:spacing w:after="0"/>
+            </w:pPr>
+            <w:r>
+              <w:rPr>
+                <w:rFonts w:ascii="Calibri" w:cs="Calibri" w:eastAsia="Calibri" w:hAnsi="Calibri"/>
+                <w:b/>
+                <w:bCs/>
+                <w:sz w:val="22"/>
+                <w:szCs w:val="22"/>
+              </w:rPr>
+              <w:t xml:space="preserve">AMOUNT (₦)</w:t>
+            </w:r>
+          </w:p>
+        </w:tc>
+        <w:tc>
+          <w:tcPr>
+            <w:tcMar>
+              <w:top w:type="dxa" w:w="80"/>
+              <w:left w:type="dxa" w:w="100"/>
+              <w:bottom w:type="dxa" w:w="80"/>
+              <w:right w:type="dxa" w:w="100"/>
+            </w:tcMar>
+          </w:tcPr>
+          <w:p>
+            <w:pPr>
+              <w:spacing w:after="0"/>
+            </w:pPr>
+            <w:r>
+              <w:rPr>
+                <w:rFonts w:ascii="Calibri" w:cs="Calibri" w:eastAsia="Calibri" w:hAnsi="Calibri"/>
+                <w:b/>
+                <w:bCs/>
+                <w:sz w:val="22"/>
+                <w:szCs w:val="22"/>
+              </w:rPr>
+              <w:t xml:space="preserve">DATE</w:t>
+            </w:r>
+          </w:p>
+        </w:tc>
+      </w:tr>
+      <w:tr>
+        <w:tc>
+          <w:tcPr>
+            <w:tcMar>
+              <w:top w:type="dxa" w:w="80"/>
+              <w:left w:type="dxa" w:w="100"/>
+              <w:bottom w:type="dxa" w:w="80"/>
+              <w:right w:type="dxa" w:w="100"/>
+            </w:tcMar>
+          </w:tcPr>
+          <w:p>
+            <w:pPr>
+              <w:spacing w:after="0"/>
+            </w:pPr>
+            <w:r>
+              <w:rPr>
+                <w:rFonts w:ascii="Calibri" w:cs="Calibri" w:eastAsia="Calibri" w:hAnsi="Calibri"/>
+                <w:sz w:val="22"/>
+                <w:szCs w:val="22"/>
+              </w:rPr>
+              <w:t xml:space="preserve">{{#payments}}{{sn}}</w:t>
+            </w:r>
+          </w:p>
+        </w:tc>
+        <w:tc>
+          <w:tcPr>
+            <w:tcMar>
+              <w:top w:type="dxa" w:w="80"/>
+              <w:left w:type="dxa" w:w="100"/>
+              <w:bottom w:type="dxa" w:w="80"/>
+              <w:right w:type="dxa" w:w="100"/>
+            </w:tcMar>
+          </w:tcPr>
+          <w:p>
+            <w:pPr>
+              <w:spacing w:after="0"/>
+            </w:pPr>
+            <w:r>
+              <w:rPr>
+                <w:rFonts w:ascii="Calibri" w:cs="Calibri" w:eastAsia="Calibri" w:hAnsi="Calibri"/>
+                <w:sz w:val="22"/>
+                <w:szCs w:val="22"/>
+              </w:rPr>
+              <w:t xml:space="preserve">{{property_name_upper}}</w:t>
+            </w:r>
+          </w:p>
+        </w:tc>
+        <w:tc>
+          <w:tcPr>
+            <w:tcMar>
+              <w:top w:type="dxa" w:w="80"/>
+              <w:left w:type="dxa" w:w="100"/>
+              <w:bottom w:type="dxa" w:w="80"/>
+              <w:right w:type="dxa" w:w="100"/>
+            </w:tcMar>
+          </w:tcPr>
+          <w:p>
+            <w:pPr>
+              <w:spacing w:after="0"/>
+            </w:pPr>
+            <w:r>
+              <w:rPr>
+                <w:rFonts w:ascii="Calibri" w:cs="Calibri" w:eastAsia="Calibri" w:hAnsi="Calibri"/>
+                <w:sz w:val="22"/>
+                <w:szCs w:val="22"/>
+              </w:rPr>
+              <w:t xml:space="preserve">{{label}}{{#total_size_sqm}} for {{total_size_sqm}}sqm{{/total_size_sqm}}</w:t>
+            </w:r>
+          </w:p>
+        </w:tc>
+        <w:tc>
+          <w:tcPr>
+            <w:tcMar>
+              <w:top w:type="dxa" w:w="80"/>
+              <w:left w:type="dxa" w:w="100"/>
+              <w:bottom w:type="dxa" w:w="80"/>
+              <w:right w:type="dxa" w:w="100"/>
+            </w:tcMar>
+          </w:tcPr>
+          <w:p>
+            <w:pPr>
+              <w:spacing w:after="0"/>
+            </w:pPr>
+            <w:r>
+              <w:rPr>
+                <w:rFonts w:ascii="Calibri" w:cs="Calibri" w:eastAsia="Calibri" w:hAnsi="Calibri"/>
+                <w:sz w:val="22"/>
+                <w:szCs w:val="22"/>
+              </w:rPr>
+              <w:t xml:space="preserve">{{amount}}</w:t>
+            </w:r>
+          </w:p>
+        </w:tc>
+        <w:tc>
+          <w:tcPr>
+            <w:tcMar>
+              <w:top w:type="dxa" w:w="80"/>
+              <w:left w:type="dxa" w:w="100"/>
+              <w:bottom w:type="dxa" w:w="80"/>
+              <w:right w:type="dxa" w:w="100"/>
+            </w:tcMar>
+          </w:tcPr>
+          <w:p>
+            <w:pPr>
+              <w:spacing w:after="0"/>
+            </w:pPr>
+            <w:r>
+              <w:rPr>
+                <w:rFonts w:ascii="Calibri" w:cs="Calibri" w:eastAsia="Calibri" w:hAnsi="Calibri"/>
+                <w:sz w:val="22"/>
+                <w:szCs w:val="22"/>
+              </w:rPr>
+              <w:t xml:space="preserve">{{date}}{{/payments}}</w:t>
+            </w:r>
+          </w:p>
+        </w:tc>
+      </w:tr>
+    </w:tbl>
+    <w:p>
+      <w:pPr>
+        <w:spacing w:after="160" w:line="300"/>
       </w:pPr>
       <w:r>
         <w:rPr>
@@ -297,33 +564,7 @@
           <w:sz w:val="22"/>
           <w:szCs w:val="22"/>
         </w:rPr>
-        <w:t xml:space="preserve">{{#payments}}</w:t>
-      </w:r>
-    </w:p>
-    <w:p>
-      <w:pPr>
-        <w:spacing w:after="60"/>
-      </w:pPr>
-      <w:r>
-        <w:rPr>
-          <w:rFonts w:ascii="Calibri" w:cs="Calibri" w:eastAsia="Calibri" w:hAnsi="Calibri"/>
-          <w:sz w:val="22"/>
-          <w:szCs w:val="22"/>
-        </w:rPr>
-        <w:t xml:space="preserve">{{date}}    {{amount}}    {{receipt}}</w:t>
-      </w:r>
-    </w:p>
-    <w:p>
-      <w:pPr>
-        <w:spacing w:after="0"/>
-      </w:pPr>
-      <w:r>
-        <w:rPr>
-          <w:rFonts w:ascii="Calibri" w:cs="Calibri" w:eastAsia="Calibri" w:hAnsi="Calibri"/>
-          <w:sz w:val="22"/>
-          <w:szCs w:val="22"/>
-        </w:rPr>
-        <w:t xml:space="preserve">{{/payments}}</w:t>
+        <w:t xml:space="preserve"> </w:t>
       </w:r>
     </w:p>
     <w:p>
